--- a/06-学生侧材料/讲义/2026-06-23-原子结构.docx
+++ b/06-学生侧材料/讲义/2026-06-23-原子结构.docx
@@ -1811,7 +1811,7 @@
         </w:rPr>
         <w:drawing>
           <wp:inline>
-            <wp:extent cx="5334000" cy="2966541"/>
+            <wp:extent cx="4680000" cy="2602813"/>
             <wp:effectExtent b="0" l="0" r="0" t="0"/>
             <wp:docPr descr="氢光谱仪及氢原子可见光光谱" title="" id="12" name="Picture"/>
             <a:graphic>
@@ -1832,7 +1832,7 @@
                   <pic:spPr bwMode="auto">
                     <a:xfrm>
                       <a:off x="0" y="0"/>
-                      <a:ext cx="5334000" cy="2966541"/>
+                      <a:ext cx="4680000" cy="2602813"/>
                     </a:xfrm>
                     <a:prstGeom prst="rect">
                       <a:avLst/>
@@ -3604,7 +3604,7 @@
         </w:rPr>
         <w:drawing>
           <wp:inline>
-            <wp:extent cx="5334000" cy="4319610"/>
+            <wp:extent cx="4680000" cy="3789983"/>
             <wp:effectExtent b="0" l="0" r="0" t="0"/>
             <wp:docPr descr="s、p、d 轨道的波函数角度分布图（含正负号）" title="" id="18" name="Picture"/>
             <a:graphic>
@@ -3625,7 +3625,7 @@
                   <pic:spPr bwMode="auto">
                     <a:xfrm>
                       <a:off x="0" y="0"/>
-                      <a:ext cx="5334000" cy="4319610"/>
+                      <a:ext cx="4680000" cy="3789983"/>
                     </a:xfrm>
                     <a:prstGeom prst="rect">
                       <a:avLst/>
@@ -3789,7 +3789,7 @@
         </w:rPr>
         <w:drawing>
           <wp:inline>
-            <wp:extent cx="5334000" cy="3733143"/>
+            <wp:extent cx="4680000" cy="3275423"/>
             <wp:effectExtent b="0" l="0" r="0" t="0"/>
             <wp:docPr descr="s、p、d 轨道的电子云角度分布图" title="" id="21" name="Picture"/>
             <a:graphic>
@@ -3810,7 +3810,7 @@
                   <pic:spPr bwMode="auto">
                     <a:xfrm>
                       <a:off x="0" y="0"/>
-                      <a:ext cx="5334000" cy="3733143"/>
+                      <a:ext cx="4680000" cy="3275423"/>
                     </a:xfrm>
                     <a:prstGeom prst="rect">
                       <a:avLst/>
@@ -8504,7 +8504,7 @@
         </w:rPr>
         <w:drawing>
           <wp:inline>
-            <wp:extent cx="5334000" cy="1068253"/>
+            <wp:extent cx="4680000" cy="937274"/>
             <wp:effectExtent b="0" l="0" r="0" t="0"/>
             <wp:docPr descr="3s、3p、3d 轨道的径向分布函数图" title="" id="27" name="Picture"/>
             <a:graphic>
@@ -8525,7 +8525,7 @@
                   <pic:spPr bwMode="auto">
                     <a:xfrm>
                       <a:off x="0" y="0"/>
-                      <a:ext cx="5334000" cy="1068253"/>
+                      <a:ext cx="4680000" cy="937274"/>
                     </a:xfrm>
                     <a:prstGeom prst="rect">
                       <a:avLst/>
@@ -8823,7 +8823,7 @@
         </w:rPr>
         <w:drawing>
           <wp:inline>
-            <wp:extent cx="5334000" cy="2161886"/>
+            <wp:extent cx="4680000" cy="1896817"/>
             <wp:effectExtent b="0" l="0" r="0" t="0"/>
             <wp:docPr descr="4s 与 3d 轨道的径向分布函数对比" title="" id="30" name="Picture"/>
             <a:graphic>
@@ -8844,7 +8844,7 @@
                   <pic:spPr bwMode="auto">
                     <a:xfrm>
                       <a:off x="0" y="0"/>
-                      <a:ext cx="5334000" cy="2161886"/>
+                      <a:ext cx="4680000" cy="1896817"/>
                     </a:xfrm>
                     <a:prstGeom prst="rect">
                       <a:avLst/>
@@ -9631,7 +9631,7 @@
         </w:rPr>
         <w:drawing>
           <wp:inline>
-            <wp:extent cx="5334000" cy="3470313"/>
+            <wp:extent cx="4680000" cy="3044818"/>
             <wp:effectExtent b="0" l="0" r="0" t="0"/>
             <wp:docPr descr="Pauling 近似能级图" title="" id="34" name="Picture"/>
             <a:graphic>
@@ -9652,7 +9652,7 @@
                   <pic:spPr bwMode="auto">
                     <a:xfrm>
                       <a:off x="0" y="0"/>
-                      <a:ext cx="5334000" cy="3470313"/>
+                      <a:ext cx="4680000" cy="3044818"/>
                     </a:xfrm>
                     <a:prstGeom prst="rect">
                       <a:avLst/>
@@ -9740,7 +9740,7 @@
         </w:rPr>
         <w:drawing>
           <wp:inline>
-            <wp:extent cx="5334000" cy="7807036"/>
+            <wp:extent cx="4680000" cy="6849817"/>
             <wp:effectExtent b="0" l="0" r="0" t="0"/>
             <wp:docPr descr="Cotton 能级图：原子轨道能量随原子序数的变化" title="" id="37" name="Picture"/>
             <a:graphic>
@@ -9761,7 +9761,7 @@
                   <pic:spPr bwMode="auto">
                     <a:xfrm>
                       <a:off x="0" y="0"/>
-                      <a:ext cx="5334000" cy="7807036"/>
+                      <a:ext cx="4680000" cy="6849817"/>
                     </a:xfrm>
                     <a:prstGeom prst="rect">
                       <a:avLst/>
@@ -23229,7 +23229,7 @@
         </w:rPr>
         <w:drawing>
           <wp:inline>
-            <wp:extent cx="5334000" cy="3069980"/>
+            <wp:extent cx="4680000" cy="2693570"/>
             <wp:effectExtent b="0" l="0" r="0" t="0"/>
             <wp:docPr descr="原子半径随原子序数的周期性变化" title="" id="51" name="Picture"/>
             <a:graphic>
@@ -23250,7 +23250,7 @@
                   <pic:spPr bwMode="auto">
                     <a:xfrm>
                       <a:off x="0" y="0"/>
-                      <a:ext cx="5334000" cy="3069980"/>
+                      <a:ext cx="4680000" cy="2693570"/>
                     </a:xfrm>
                     <a:prstGeom prst="rect">
                       <a:avLst/>
@@ -23395,7 +23395,7 @@
         </w:rPr>
         <w:drawing>
           <wp:inline>
-            <wp:extent cx="5334000" cy="3958290"/>
+            <wp:extent cx="4680000" cy="3472965"/>
             <wp:effectExtent b="0" l="0" r="0" t="0"/>
             <wp:docPr descr="第一电离能随原子序数的周期性变化" title="" id="54" name="Picture"/>
             <a:graphic>
@@ -23416,7 +23416,7 @@
                   <pic:spPr bwMode="auto">
                     <a:xfrm>
                       <a:off x="0" y="0"/>
-                      <a:ext cx="5334000" cy="3958290"/>
+                      <a:ext cx="4680000" cy="3472965"/>
                     </a:xfrm>
                     <a:prstGeom prst="rect">
                       <a:avLst/>
@@ -23637,7 +23637,7 @@
         </w:rPr>
         <w:drawing>
           <wp:inline>
-            <wp:extent cx="5334000" cy="3333750"/>
+            <wp:extent cx="4680000" cy="2925000"/>
             <wp:effectExtent b="0" l="0" r="0" t="0"/>
             <wp:docPr descr="电负性随原子序数的周期性变化" title="" id="57" name="Picture"/>
             <a:graphic>
@@ -23658,7 +23658,7 @@
                   <pic:spPr bwMode="auto">
                     <a:xfrm>
                       <a:off x="0" y="0"/>
-                      <a:ext cx="5334000" cy="3333750"/>
+                      <a:ext cx="4680000" cy="2925000"/>
                     </a:xfrm>
                     <a:prstGeom prst="rect">
                       <a:avLst/>
@@ -38738,8 +38738,8 @@
       <w:footnotePr>
         <w:numRestart w:val="eachSect"/>
       </w:footnotePr>
-      <w:pgSz w:w="11906" w:h="16838"/>
-      <w:pgMar w:left="1247" w:right="1247" w:top="1134" w:bottom="1134"/>
+      <w:pgSz w:h="16838" w:w="11906"/>
+      <w:pgMar w:bottom="1134" w:left="1247" w:right="1247" w:top="1134"/>
     </w:sectPr>
   </w:body>
 </w:document>
@@ -40131,7 +40131,9 @@
     <w:name w:val="Normal"/>
     <w:qFormat/>
     <w:rPr>
-      <w:rFonts w:ascii="Times New Roman" w:hAnsi="Times New Roman" w:eastAsia="SimSun"/>
+      <w:rFonts w:ascii="Times New Roman" w:eastAsia="SimSun" w:hAnsi="Times New Roman"/>
+      <w:b w:val="0"/>
+      <w:sz w:val="23"/>
     </w:rPr>
   </w:style>
   <w:style w:styleId="BodyText" w:type="paragraph">
@@ -40180,8 +40182,10 @@
       <w:jc w:val="center"/>
     </w:pPr>
     <w:rPr>
-      <w:rFonts w:ascii="Times New Roman" w:hAnsi="Times New Roman" w:eastAsia="SimHei"/>
-      <w:sz w:val="56"/>
+      <w:rFonts w:ascii="Times New Roman" w:eastAsia="SimHei" w:hAnsi="Times New Roman"/>
+      <w:b/>
+      <w:color w:val="17324D"/>
+      <w:sz w:val="44"/>
       <w:szCs w:val="56"/>
     </w:rPr>
   </w:style>
@@ -40211,9 +40215,11 @@
       </w:numPr>
     </w:pPr>
     <w:rPr>
-      <w:rFonts w:ascii="Times New Roman" w:hAnsi="Times New Roman" w:eastAsia="SimHei"/>
+      <w:rFonts w:ascii="Times New Roman" w:eastAsia="SimSun" w:hAnsi="Times New Roman"/>
+      <w:b w:val="0"/>
+      <w:color w:val="5B6975"/>
       <w:spacing w:val="15"/>
-      <w:sz w:val="28"/>
+      <w:sz w:val="24"/>
       <w:szCs w:val="28"/>
     </w:rPr>
   </w:style>
@@ -40320,9 +40326,10 @@
       <w:outlineLvl w:val="0"/>
     </w:pPr>
     <w:rPr>
-      <w:rFonts w:ascii="Times New Roman" w:hAnsi="Times New Roman" w:eastAsia="SimHei"/>
-      <w:color w:themeColor="accent1" w:themeShade="BF" w:val="0F4761"/>
-      <w:sz w:val="40"/>
+      <w:rFonts w:ascii="Times New Roman" w:eastAsia="SimHei" w:hAnsi="Times New Roman"/>
+      <w:b/>
+      <w:color w:val="17324D"/>
+      <w:sz w:val="32"/>
       <w:szCs w:val="40"/>
     </w:rPr>
   </w:style>
@@ -40343,9 +40350,10 @@
       <w:outlineLvl w:val="1"/>
     </w:pPr>
     <w:rPr>
-      <w:rFonts w:ascii="Times New Roman" w:hAnsi="Times New Roman" w:eastAsia="SimHei"/>
-      <w:color w:themeColor="accent1" w:themeShade="BF" w:val="0F4761"/>
-      <w:sz w:val="32"/>
+      <w:rFonts w:ascii="Times New Roman" w:eastAsia="SimHei" w:hAnsi="Times New Roman"/>
+      <w:b/>
+      <w:color w:val="17324D"/>
+      <w:sz w:val="28"/>
       <w:szCs w:val="32"/>
     </w:rPr>
   </w:style>
@@ -40366,9 +40374,10 @@
       <w:outlineLvl w:val="2"/>
     </w:pPr>
     <w:rPr>
-      <w:rFonts w:ascii="Times New Roman" w:hAnsi="Times New Roman" w:eastAsia="SimHei"/>
-      <w:color w:themeColor="accent1" w:themeShade="BF" w:val="0F4761"/>
-      <w:sz w:val="28"/>
+      <w:rFonts w:ascii="Times New Roman" w:eastAsia="SimHei" w:hAnsi="Times New Roman"/>
+      <w:b/>
+      <w:color w:val="17324D"/>
+      <w:sz w:val="25"/>
       <w:szCs w:val="28"/>
     </w:rPr>
   </w:style>
@@ -40728,8 +40737,10 @@
       <w:spacing w:after="120" w:before="0"/>
     </w:pPr>
     <w:rPr>
-      <w:rFonts w:ascii="Times New Roman" w:hAnsi="Times New Roman" w:eastAsia="SimSun"/>
+      <w:rFonts w:ascii="Times New Roman" w:eastAsia="FangSong" w:hAnsi="Times New Roman"/>
+      <w:b w:val="0"/>
       <w:i/>
+      <w:sz w:val="21"/>
     </w:rPr>
   </w:style>
   <w:style w:customStyle="1" w:styleId="TableCaption" w:type="paragraph">
